--- a/Documentation/Digital Lifestyle Project Documentation.docx
+++ b/Documentation/Digital Lifestyle Project Documentation.docx
@@ -3132,20 +3132,12 @@
           <w:rFonts w:asciiTheme="majorBidi" w:hAnsiTheme="majorBidi" w:cstheme="majorBidi"/>
         </w:rPr>
       </w:pPr>
-      <w:proofErr w:type="gramStart"/>
       <w:r>
         <w:rPr>
           <w:rFonts w:asciiTheme="majorBidi" w:hAnsiTheme="majorBidi" w:cstheme="majorBidi"/>
         </w:rPr>
         <w:lastRenderedPageBreak/>
-        <w:t>Link :</w:t>
-      </w:r>
-      <w:proofErr w:type="gramEnd"/>
-      <w:r>
-        <w:rPr>
-          <w:rFonts w:asciiTheme="majorBidi" w:hAnsiTheme="majorBidi" w:cstheme="majorBidi"/>
-        </w:rPr>
-        <w:t xml:space="preserve"> </w:t>
+        <w:t xml:space="preserve">Link : </w:t>
       </w:r>
       <w:hyperlink r:id="rId8" w:history="1">
         <w:r>
@@ -4247,19 +4239,11 @@
           <w:rFonts w:asciiTheme="majorBidi" w:hAnsiTheme="majorBidi" w:cstheme="majorBidi"/>
         </w:rPr>
       </w:pPr>
-      <w:proofErr w:type="gramStart"/>
-      <w:r>
-        <w:rPr>
-          <w:rFonts w:asciiTheme="majorBidi" w:hAnsiTheme="majorBidi" w:cstheme="majorBidi"/>
-        </w:rPr>
-        <w:t>Link :</w:t>
-      </w:r>
-      <w:proofErr w:type="gramEnd"/>
-      <w:r>
-        <w:rPr>
-          <w:rFonts w:asciiTheme="majorBidi" w:hAnsiTheme="majorBidi" w:cstheme="majorBidi"/>
-        </w:rPr>
-        <w:t xml:space="preserve"> </w:t>
+      <w:r>
+        <w:rPr>
+          <w:rFonts w:asciiTheme="majorBidi" w:hAnsiTheme="majorBidi" w:cstheme="majorBidi"/>
+        </w:rPr>
+        <w:t xml:space="preserve">Link : </w:t>
       </w:r>
       <w:hyperlink r:id="rId9" w:history="1">
         <w:r>
@@ -4552,19 +4536,11 @@
           <w:rFonts w:asciiTheme="majorBidi" w:hAnsiTheme="majorBidi" w:cstheme="majorBidi"/>
         </w:rPr>
       </w:pPr>
-      <w:proofErr w:type="gramStart"/>
-      <w:r>
-        <w:rPr>
-          <w:rFonts w:asciiTheme="majorBidi" w:hAnsiTheme="majorBidi" w:cstheme="majorBidi"/>
-        </w:rPr>
-        <w:t>Link :</w:t>
-      </w:r>
-      <w:proofErr w:type="gramEnd"/>
-      <w:r>
-        <w:rPr>
-          <w:rFonts w:asciiTheme="majorBidi" w:hAnsiTheme="majorBidi" w:cstheme="majorBidi"/>
-        </w:rPr>
-        <w:t xml:space="preserve"> </w:t>
+      <w:r>
+        <w:rPr>
+          <w:rFonts w:asciiTheme="majorBidi" w:hAnsiTheme="majorBidi" w:cstheme="majorBidi"/>
+        </w:rPr>
+        <w:t xml:space="preserve">Link : </w:t>
       </w:r>
       <w:hyperlink r:id="rId10" w:history="1">
         <w:r>
@@ -4735,16 +4711,8 @@
         <w:rPr>
           <w:rFonts w:asciiTheme="majorBidi" w:hAnsiTheme="majorBidi" w:cstheme="majorBidi"/>
         </w:rPr>
-        <w:t xml:space="preserve">Machine </w:t>
-      </w:r>
-      <w:proofErr w:type="gramStart"/>
-      <w:r>
-        <w:rPr>
-          <w:rFonts w:asciiTheme="majorBidi" w:hAnsiTheme="majorBidi" w:cstheme="majorBidi"/>
-        </w:rPr>
-        <w:t>learning predictions</w:t>
-      </w:r>
-      <w:proofErr w:type="gramEnd"/>
+        <w:t>Machine learning predictions</w:t>
+      </w:r>
     </w:p>
     <w:p>
       <w:pPr>
@@ -4917,19 +4885,11 @@
           <w:lang w:bidi="ar-EG"/>
         </w:rPr>
       </w:pPr>
-      <w:proofErr w:type="gramStart"/>
-      <w:r>
-        <w:rPr>
-          <w:rFonts w:asciiTheme="majorBidi" w:hAnsiTheme="majorBidi" w:cstheme="majorBidi"/>
-        </w:rPr>
-        <w:t>Link :</w:t>
-      </w:r>
-      <w:proofErr w:type="gramEnd"/>
-      <w:r>
-        <w:rPr>
-          <w:rFonts w:asciiTheme="majorBidi" w:hAnsiTheme="majorBidi" w:cstheme="majorBidi"/>
-        </w:rPr>
-        <w:t xml:space="preserve"> </w:t>
+      <w:r>
+        <w:rPr>
+          <w:rFonts w:asciiTheme="majorBidi" w:hAnsiTheme="majorBidi" w:cstheme="majorBidi"/>
+        </w:rPr>
+        <w:t xml:space="preserve">Link : </w:t>
       </w:r>
       <w:hyperlink r:id="rId11" w:history="1">
         <w:r>
@@ -6309,19 +6269,11 @@
           <w:rFonts w:asciiTheme="majorBidi" w:hAnsiTheme="majorBidi" w:cstheme="majorBidi"/>
         </w:rPr>
       </w:pPr>
-      <w:proofErr w:type="gramStart"/>
-      <w:r>
-        <w:rPr>
-          <w:rFonts w:asciiTheme="majorBidi" w:hAnsiTheme="majorBidi" w:cstheme="majorBidi"/>
-        </w:rPr>
-        <w:t>The  fact</w:t>
-      </w:r>
-      <w:proofErr w:type="gramEnd"/>
-      <w:r>
-        <w:rPr>
-          <w:rFonts w:asciiTheme="majorBidi" w:hAnsiTheme="majorBidi" w:cstheme="majorBidi"/>
-        </w:rPr>
-        <w:t xml:space="preserve"> table is connected to each dimension table using one-to-many relationships (1 on the dimension side, * on the fact side), enabling flexible filtering, drill-down analysis, and interactive reporting within Power BI.</w:t>
+      <w:r>
+        <w:rPr>
+          <w:rFonts w:asciiTheme="majorBidi" w:hAnsiTheme="majorBidi" w:cstheme="majorBidi"/>
+        </w:rPr>
+        <w:t>The  fact table is connected to each dimension table using one-to-many relationships (1 on the dimension side, * on the fact side), enabling flexible filtering, drill-down analysis, and interactive reporting within Power BI.</w:t>
       </w:r>
     </w:p>
     <w:p>
@@ -7108,26 +7060,16 @@
           <w:kern w:val="0"/>
           <w14:ligatures w14:val="none"/>
         </w:rPr>
-        <w:t xml:space="preserve">A near-balanced gender distribution across the population, ensuring gender-based comparisons are statistically </w:t>
-      </w:r>
-      <w:proofErr w:type="gramStart"/>
+        <w:t>A near-balanced gender distribution across the population, ensuring gender-based comparisons are statistically meaningful.</w:t>
+      </w:r>
       <w:r>
         <w:rPr>
           <w:rFonts w:asciiTheme="majorBidi" w:eastAsia="Times New Roman" w:hAnsiTheme="majorBidi" w:cstheme="majorBidi"/>
           <w:kern w:val="0"/>
           <w14:ligatures w14:val="none"/>
         </w:rPr>
-        <w:t>meaningful.</w:t>
-      </w:r>
-      <w:r>
-        <w:rPr>
-          <w:rFonts w:asciiTheme="majorBidi" w:eastAsia="Times New Roman" w:hAnsiTheme="majorBidi" w:cstheme="majorBidi"/>
-          <w:kern w:val="0"/>
-          <w14:ligatures w14:val="none"/>
-        </w:rPr>
         <w:t>.</w:t>
       </w:r>
-      <w:proofErr w:type="gramEnd"/>
     </w:p>
     <w:p>
       <w:pPr>
@@ -7195,25 +7137,7 @@
           <w:kern w:val="0"/>
           <w14:ligatures w14:val="none"/>
         </w:rPr>
-        <w:t xml:space="preserve">The average daily screen time across all participants </w:t>
-      </w:r>
-      <w:proofErr w:type="gramStart"/>
-      <w:r>
-        <w:rPr>
-          <w:rFonts w:asciiTheme="majorBidi" w:eastAsia="Times New Roman" w:hAnsiTheme="majorBidi" w:cstheme="majorBidi"/>
-          <w:kern w:val="0"/>
-          <w14:ligatures w14:val="none"/>
-        </w:rPr>
-        <w:t>serving</w:t>
-      </w:r>
-      <w:proofErr w:type="gramEnd"/>
-      <w:r>
-        <w:rPr>
-          <w:rFonts w:asciiTheme="majorBidi" w:eastAsia="Times New Roman" w:hAnsiTheme="majorBidi" w:cstheme="majorBidi"/>
-          <w:kern w:val="0"/>
-          <w14:ligatures w14:val="none"/>
-        </w:rPr>
-        <w:t xml:space="preserve"> as the central metric for measuring digital dependency and its downstream effects on health and productivity.</w:t>
+        <w:t>The average daily screen time across all participants serving as the central metric for measuring digital dependency and its downstream effects on health and productivity.</w:t>
       </w:r>
     </w:p>
     <w:p>
@@ -7447,25 +7371,7 @@
           <w:kern w:val="0"/>
           <w14:ligatures w14:val="none"/>
         </w:rPr>
-        <w:t xml:space="preserve">hours of daily social media use on average, making this one of the most significant variables in </w:t>
-      </w:r>
-      <w:proofErr w:type="gramStart"/>
-      <w:r>
-        <w:rPr>
-          <w:rFonts w:asciiTheme="majorBidi" w:eastAsia="Times New Roman" w:hAnsiTheme="majorBidi" w:cstheme="majorBidi"/>
-          <w:kern w:val="0"/>
-          <w14:ligatures w14:val="none"/>
-        </w:rPr>
-        <w:t>the mental</w:t>
-      </w:r>
-      <w:proofErr w:type="gramEnd"/>
-      <w:r>
-        <w:rPr>
-          <w:rFonts w:asciiTheme="majorBidi" w:eastAsia="Times New Roman" w:hAnsiTheme="majorBidi" w:cstheme="majorBidi"/>
-          <w:kern w:val="0"/>
-          <w14:ligatures w14:val="none"/>
-        </w:rPr>
-        <w:t xml:space="preserve"> health analysis.</w:t>
+        <w:t>hours of daily social media use on average, making this one of the most significant variables in the mental health analysis.</w:t>
       </w:r>
     </w:p>
     <w:p>
@@ -7568,78 +7474,42 @@
           <w:kern w:val="0"/>
           <w14:ligatures w14:val="none"/>
         </w:rPr>
-        <w:t xml:space="preserve">Average Focus </w:t>
-      </w:r>
-      <w:proofErr w:type="gramStart"/>
+        <w:t>Average Focus Score : 41.</w:t>
+      </w:r>
       <w:r>
         <w:rPr>
           <w:rFonts w:asciiTheme="majorBidi" w:eastAsia="Times New Roman" w:hAnsiTheme="majorBidi" w:cstheme="majorBidi"/>
           <w:kern w:val="0"/>
           <w14:ligatures w14:val="none"/>
         </w:rPr>
-        <w:t>Score :</w:t>
-      </w:r>
-      <w:proofErr w:type="gramEnd"/>
+        <w:t>6</w:t>
+      </w:r>
       <w:r>
         <w:rPr>
           <w:rFonts w:asciiTheme="majorBidi" w:eastAsia="Times New Roman" w:hAnsiTheme="majorBidi" w:cstheme="majorBidi"/>
           <w:kern w:val="0"/>
           <w14:ligatures w14:val="none"/>
         </w:rPr>
-        <w:t xml:space="preserve"> 41.</w:t>
-      </w:r>
-      <w:r>
+        <w:t xml:space="preserve"> out of 100</w:t>
+      </w:r>
+    </w:p>
+    <w:p>
+      <w:pPr>
+        <w:pStyle w:val="ListParagraph"/>
+        <w:ind w:left="1188"/>
         <w:rPr>
           <w:rFonts w:asciiTheme="majorBidi" w:eastAsia="Times New Roman" w:hAnsiTheme="majorBidi" w:cstheme="majorBidi"/>
           <w:kern w:val="0"/>
           <w14:ligatures w14:val="none"/>
         </w:rPr>
-        <w:t>6</w:t>
-      </w:r>
+      </w:pPr>
       <w:r>
         <w:rPr>
           <w:rFonts w:asciiTheme="majorBidi" w:eastAsia="Times New Roman" w:hAnsiTheme="majorBidi" w:cstheme="majorBidi"/>
           <w:kern w:val="0"/>
           <w14:ligatures w14:val="none"/>
         </w:rPr>
-        <w:t xml:space="preserve"> out of 100</w:t>
-      </w:r>
-    </w:p>
-    <w:p>
-      <w:pPr>
-        <w:pStyle w:val="ListParagraph"/>
-        <w:ind w:left="1188"/>
-        <w:rPr>
-          <w:rFonts w:asciiTheme="majorBidi" w:eastAsia="Times New Roman" w:hAnsiTheme="majorBidi" w:cstheme="majorBidi"/>
-          <w:kern w:val="0"/>
-          <w14:ligatures w14:val="none"/>
-        </w:rPr>
-      </w:pPr>
-      <w:r>
-        <w:rPr>
-          <w:rFonts w:asciiTheme="majorBidi" w:eastAsia="Times New Roman" w:hAnsiTheme="majorBidi" w:cstheme="majorBidi"/>
-          <w:kern w:val="0"/>
-          <w14:ligatures w14:val="none"/>
-        </w:rPr>
-        <w:t xml:space="preserve">A below-midpoint focus score </w:t>
-      </w:r>
-      <w:proofErr w:type="gramStart"/>
-      <w:r>
-        <w:rPr>
-          <w:rFonts w:asciiTheme="majorBidi" w:eastAsia="Times New Roman" w:hAnsiTheme="majorBidi" w:cstheme="majorBidi"/>
-          <w:kern w:val="0"/>
-          <w14:ligatures w14:val="none"/>
-        </w:rPr>
-        <w:t>indicating</w:t>
-      </w:r>
-      <w:proofErr w:type="gramEnd"/>
-      <w:r>
-        <w:rPr>
-          <w:rFonts w:asciiTheme="majorBidi" w:eastAsia="Times New Roman" w:hAnsiTheme="majorBidi" w:cstheme="majorBidi"/>
-          <w:kern w:val="0"/>
-          <w14:ligatures w14:val="none"/>
-        </w:rPr>
-        <w:t xml:space="preserve"> that the sample population struggles with sustained attention, likely linked to high device and social media usage.</w:t>
+        <w:t>A below-midpoint focus score indicating that the sample population struggles with sustained attention, likely linked to high device and social media usage.</w:t>
       </w:r>
     </w:p>
     <w:p>
@@ -8029,7 +7899,7 @@
           <w:lang w:bidi="ar-EG"/>
         </w:rPr>
         <w:drawing>
-          <wp:anchor distT="0" distB="0" distL="114300" distR="114300" simplePos="0" relativeHeight="251664384" behindDoc="1" locked="0" layoutInCell="1" allowOverlap="1" wp14:anchorId="13D09EC3" wp14:editId="59CA5AD4">
+          <wp:anchor distT="0" distB="0" distL="114300" distR="114300" simplePos="0" relativeHeight="251664384" behindDoc="1" locked="0" layoutInCell="1" allowOverlap="1" wp14:anchorId="13D09EC3" wp14:editId="1F0CC7E3">
             <wp:simplePos x="0" y="0"/>
             <wp:positionH relativeFrom="margin">
               <wp:align>center</wp:align>
@@ -8306,7 +8176,7 @@
           <w:lang w:bidi="ar-EG"/>
         </w:rPr>
         <w:drawing>
-          <wp:anchor distT="0" distB="0" distL="114300" distR="114300" simplePos="0" relativeHeight="251665408" behindDoc="1" locked="0" layoutInCell="1" allowOverlap="1" wp14:anchorId="29E75548" wp14:editId="39CBC827">
+          <wp:anchor distT="0" distB="0" distL="114300" distR="114300" simplePos="0" relativeHeight="251665408" behindDoc="1" locked="0" layoutInCell="1" allowOverlap="1" wp14:anchorId="29E75548" wp14:editId="7FFCC489">
             <wp:simplePos x="0" y="0"/>
             <wp:positionH relativeFrom="margin">
               <wp:align>center</wp:align>
@@ -8556,7 +8426,6 @@
         </w:rPr>
       </w:pPr>
       <w:proofErr w:type="spellStart"/>
-      <w:proofErr w:type="gramStart"/>
       <w:r>
         <w:rPr>
           <w:rFonts w:asciiTheme="majorBidi" w:hAnsiTheme="majorBidi" w:cstheme="majorBidi"/>
@@ -8583,7 +8452,6 @@
         </w:rPr>
         <w:t xml:space="preserve">  Summary</w:t>
       </w:r>
-      <w:proofErr w:type="gramEnd"/>
     </w:p>
     <w:p>
       <w:pPr>
@@ -10393,20 +10261,11 @@
           <w:lang w:bidi="ar-EG"/>
         </w:rPr>
       </w:pPr>
-    </w:p>
-    <w:p>
-      <w:pPr>
-        <w:rPr>
-          <w:rFonts w:asciiTheme="majorBidi" w:hAnsiTheme="majorBidi" w:cstheme="majorBidi"/>
-          <w:lang w:bidi="ar-EG"/>
-        </w:rPr>
-      </w:pPr>
-      <w:r>
-        <w:rPr>
-          <w:rFonts w:asciiTheme="majorBidi" w:hAnsiTheme="majorBidi" w:cstheme="majorBidi"/>
-          <w:lang w:bidi="ar-EG"/>
-        </w:rPr>
-        <w:lastRenderedPageBreak/>
+      <w:r>
+        <w:rPr>
+          <w:rFonts w:asciiTheme="majorBidi" w:hAnsiTheme="majorBidi" w:cstheme="majorBidi"/>
+          <w:lang w:bidi="ar-EG"/>
+        </w:rPr>
         <w:br w:type="page"/>
       </w:r>
     </w:p>
@@ -10458,7 +10317,6 @@
         </w:rPr>
       </w:pPr>
       <w:proofErr w:type="spellStart"/>
-      <w:proofErr w:type="gramStart"/>
       <w:r>
         <w:rPr>
           <w:rFonts w:asciiTheme="majorBidi" w:hAnsiTheme="majorBidi" w:cstheme="majorBidi"/>
@@ -10484,7 +10342,6 @@
         </w:rPr>
         <w:t xml:space="preserve">  Summary</w:t>
       </w:r>
-      <w:proofErr w:type="gramEnd"/>
     </w:p>
     <w:p>
       <w:pPr>
@@ -10506,25 +10363,7 @@
           <w:kern w:val="0"/>
           <w14:ligatures w14:val="none"/>
         </w:rPr>
-        <w:t xml:space="preserve">Snapshot of the entire population (100K users, average age 31, gender split). Highlights device usage, regional spread, income, and productivity. Flags overall </w:t>
-      </w:r>
-      <w:proofErr w:type="gramStart"/>
-      <w:r>
-        <w:rPr>
-          <w:rFonts w:asciiTheme="majorBidi" w:eastAsia="Times New Roman" w:hAnsiTheme="majorBidi" w:cstheme="majorBidi"/>
-          <w:kern w:val="0"/>
-          <w14:ligatures w14:val="none"/>
-        </w:rPr>
-        <w:t>High Risk</w:t>
-      </w:r>
-      <w:proofErr w:type="gramEnd"/>
-      <w:r>
-        <w:rPr>
-          <w:rFonts w:asciiTheme="majorBidi" w:eastAsia="Times New Roman" w:hAnsiTheme="majorBidi" w:cstheme="majorBidi"/>
-          <w:kern w:val="0"/>
-          <w14:ligatures w14:val="none"/>
-        </w:rPr>
-        <w:t xml:space="preserve"> Users at 20.1%.</w:t>
+        <w:t>Snapshot of the entire population (100K users, average age 31, gender split). Highlights device usage, regional spread, income, and productivity. Flags overall High Risk Users at 20.1%.</w:t>
       </w:r>
     </w:p>
     <w:p>
@@ -10547,7 +10386,7 @@
           <w:lang w:bidi="ar-EG"/>
         </w:rPr>
         <w:drawing>
-          <wp:anchor distT="0" distB="0" distL="114300" distR="114300" simplePos="0" relativeHeight="251669504" behindDoc="1" locked="0" layoutInCell="1" allowOverlap="1" wp14:anchorId="7A17E2C2" wp14:editId="206E1296">
+          <wp:anchor distT="0" distB="0" distL="114300" distR="114300" simplePos="0" relativeHeight="251669504" behindDoc="1" locked="0" layoutInCell="1" allowOverlap="1" wp14:anchorId="7A17E2C2" wp14:editId="57735E7D">
             <wp:simplePos x="0" y="0"/>
             <wp:positionH relativeFrom="margin">
               <wp:align>center</wp:align>
@@ -10646,25 +10485,7 @@
           <w:kern w:val="0"/>
           <w14:ligatures w14:val="none"/>
         </w:rPr>
-        <w:t xml:space="preserve">Breaks down population by age, gender, education, role, region, and income. Full-Time Employees are the most common role; </w:t>
-      </w:r>
-      <w:proofErr w:type="gramStart"/>
-      <w:r>
-        <w:rPr>
-          <w:rFonts w:asciiTheme="majorBidi" w:eastAsia="Times New Roman" w:hAnsiTheme="majorBidi" w:cstheme="majorBidi"/>
-          <w:kern w:val="0"/>
-          <w14:ligatures w14:val="none"/>
-        </w:rPr>
-        <w:t>Bachelor's</w:t>
-      </w:r>
-      <w:proofErr w:type="gramEnd"/>
-      <w:r>
-        <w:rPr>
-          <w:rFonts w:asciiTheme="majorBidi" w:eastAsia="Times New Roman" w:hAnsiTheme="majorBidi" w:cstheme="majorBidi"/>
-          <w:kern w:val="0"/>
-          <w14:ligatures w14:val="none"/>
-        </w:rPr>
-        <w:t xml:space="preserve"> degree holders are the largest education group.</w:t>
+        <w:t>Breaks down population by age, gender, education, role, region, and income. Full-Time Employees are the most common role; Bachelor's degree holders are the largest education group.</w:t>
       </w:r>
     </w:p>
     <w:p>
@@ -10691,7 +10512,7 @@
           <w:lang w:bidi="ar-EG"/>
         </w:rPr>
         <w:drawing>
-          <wp:anchor distT="0" distB="0" distL="114300" distR="114300" simplePos="0" relativeHeight="251668480" behindDoc="1" locked="0" layoutInCell="1" allowOverlap="1" wp14:anchorId="0B7C2930" wp14:editId="3144333A">
+          <wp:anchor distT="0" distB="0" distL="114300" distR="114300" simplePos="0" relativeHeight="251668480" behindDoc="1" locked="0" layoutInCell="1" allowOverlap="1" wp14:anchorId="0B7C2930" wp14:editId="37B28A60">
             <wp:simplePos x="0" y="0"/>
             <wp:positionH relativeFrom="margin">
               <wp:align>center</wp:align>
@@ -10837,7 +10658,7 @@
           <w:lang w:bidi="ar-EG"/>
         </w:rPr>
         <w:drawing>
-          <wp:anchor distT="0" distB="0" distL="114300" distR="114300" simplePos="0" relativeHeight="251670528" behindDoc="1" locked="0" layoutInCell="1" allowOverlap="1" wp14:anchorId="2CAF3469" wp14:editId="697B10E6">
+          <wp:anchor distT="0" distB="0" distL="114300" distR="114300" simplePos="0" relativeHeight="251670528" behindDoc="1" locked="0" layoutInCell="1" allowOverlap="1" wp14:anchorId="2CAF3469" wp14:editId="16BEFB11">
             <wp:simplePos x="0" y="0"/>
             <wp:positionH relativeFrom="margin">
               <wp:align>center</wp:align>
@@ -10967,28 +10788,6 @@
       </w:pPr>
       <w:r>
         <w:rPr>
-          <w:rFonts w:asciiTheme="majorBidi" w:eastAsia="Times New Roman" w:hAnsiTheme="majorBidi" w:cstheme="majorBidi"/>
-          <w:kern w:val="0"/>
-          <w14:ligatures w14:val="none"/>
-        </w:rPr>
-        <w:t>Tracks social media usage and its emotional impact (focus, happiness, stress, anxiety). Compares usage across regions, roles, and gender.</w:t>
-      </w:r>
-    </w:p>
-    <w:p>
-      <w:pPr>
-        <w:ind w:left="540"/>
-        <w:rPr>
-          <w:rFonts w:asciiTheme="majorBidi" w:hAnsiTheme="majorBidi" w:cstheme="majorBidi"/>
-          <w:b/>
-          <w:bCs/>
-          <w:color w:val="30AC84"/>
-          <w:sz w:val="28"/>
-          <w:szCs w:val="28"/>
-          <w:lang w:bidi="ar-EG"/>
-        </w:rPr>
-      </w:pPr>
-      <w:r>
-        <w:rPr>
           <w:rFonts w:asciiTheme="majorBidi" w:hAnsiTheme="majorBidi" w:cstheme="majorBidi"/>
           <w:b/>
           <w:bCs/>
@@ -10999,22 +10798,22 @@
           <w:lang w:bidi="ar-EG"/>
         </w:rPr>
         <w:drawing>
-          <wp:anchor distT="0" distB="0" distL="114300" distR="114300" simplePos="0" relativeHeight="251671552" behindDoc="1" locked="0" layoutInCell="1" allowOverlap="1" wp14:anchorId="6D8CAB61" wp14:editId="7CE14759">
+          <wp:anchor distT="0" distB="0" distL="114300" distR="114300" simplePos="0" relativeHeight="251671552" behindDoc="1" locked="0" layoutInCell="1" allowOverlap="1" wp14:anchorId="6D8CAB61" wp14:editId="7E90DEC4">
             <wp:simplePos x="0" y="0"/>
             <wp:positionH relativeFrom="column">
-              <wp:posOffset>342900</wp:posOffset>
+              <wp:posOffset>534035</wp:posOffset>
             </wp:positionH>
             <wp:positionV relativeFrom="paragraph">
-              <wp:posOffset>3810</wp:posOffset>
+              <wp:posOffset>514350</wp:posOffset>
             </wp:positionV>
-            <wp:extent cx="5282567" cy="2943225"/>
-            <wp:effectExtent l="0" t="0" r="0" b="0"/>
+            <wp:extent cx="4906645" cy="2943225"/>
+            <wp:effectExtent l="0" t="0" r="8255" b="9525"/>
             <wp:wrapTight wrapText="bothSides">
               <wp:wrapPolygon edited="0">
                 <wp:start x="0" y="0"/>
-                <wp:lineTo x="0" y="21390"/>
-                <wp:lineTo x="21499" y="21390"/>
-                <wp:lineTo x="21499" y="0"/>
+                <wp:lineTo x="0" y="21530"/>
+                <wp:lineTo x="21552" y="21530"/>
+                <wp:lineTo x="21552" y="0"/>
                 <wp:lineTo x="0" y="0"/>
               </wp:wrapPolygon>
             </wp:wrapTight>
@@ -11026,7 +10825,7 @@
               <a:graphicData uri="http://schemas.openxmlformats.org/drawingml/2006/picture">
                 <pic:pic xmlns:pic="http://schemas.openxmlformats.org/drawingml/2006/picture">
                   <pic:nvPicPr>
-                    <pic:cNvPr id="0" name="Picture 18"/>
+                    <pic:cNvPr id="2002439560" name="Picture 18"/>
                     <pic:cNvPicPr>
                       <a:picLocks noChangeAspect="1" noChangeArrowheads="1"/>
                     </pic:cNvPicPr>
@@ -11039,7 +10838,6 @@
                         </a:ext>
                       </a:extLst>
                     </a:blip>
-                    <a:srcRect/>
                     <a:stretch>
                       <a:fillRect/>
                     </a:stretch>
@@ -11047,7 +10845,7 @@
                   <pic:spPr bwMode="auto">
                     <a:xfrm>
                       <a:off x="0" y="0"/>
-                      <a:ext cx="5282567" cy="2943225"/>
+                      <a:ext cx="4906645" cy="2943225"/>
                     </a:xfrm>
                     <a:prstGeom prst="rect">
                       <a:avLst/>
@@ -11060,63 +10858,204 @@
                 </pic:pic>
               </a:graphicData>
             </a:graphic>
+            <wp14:sizeRelH relativeFrom="margin">
+              <wp14:pctWidth>0</wp14:pctWidth>
+            </wp14:sizeRelH>
           </wp:anchor>
         </w:drawing>
       </w:r>
-    </w:p>
-    <w:p>
-      <w:pPr>
-        <w:ind w:left="540"/>
-        <w:rPr>
-          <w:rFonts w:asciiTheme="majorBidi" w:hAnsiTheme="majorBidi" w:cstheme="majorBidi"/>
-          <w:b/>
-          <w:bCs/>
-          <w:color w:val="30AC84"/>
-          <w:sz w:val="28"/>
-          <w:szCs w:val="28"/>
-          <w:lang w:bidi="ar-EG"/>
-        </w:rPr>
-      </w:pPr>
-      <w:r>
-        <w:rPr>
-          <w:rFonts w:asciiTheme="majorBidi" w:hAnsiTheme="majorBidi" w:cstheme="majorBidi"/>
-          <w:b/>
-          <w:bCs/>
-          <w:color w:val="30AC84"/>
-          <w:sz w:val="28"/>
-          <w:szCs w:val="28"/>
-          <w:lang w:bidi="ar-EG"/>
-        </w:rPr>
-        <w:lastRenderedPageBreak/>
-        <w:t>Sleep Analysis</w:t>
-      </w:r>
-    </w:p>
-    <w:p>
-      <w:pPr>
-        <w:ind w:left="540"/>
+      <w:r>
         <w:rPr>
           <w:rFonts w:asciiTheme="majorBidi" w:eastAsia="Times New Roman" w:hAnsiTheme="majorBidi" w:cstheme="majorBidi"/>
           <w:kern w:val="0"/>
           <w14:ligatures w14:val="none"/>
         </w:rPr>
-      </w:pPr>
-      <w:proofErr w:type="gramStart"/>
-      <w:r>
+        <w:t>Tracks social media usage and its emotional impact (focus, happiness, stress, anxiety). Compares usage across regions, roles, and gender.</w:t>
+      </w:r>
+    </w:p>
+    <w:p>
+      <w:pPr>
+        <w:ind w:left="540"/>
+        <w:rPr>
+          <w:rFonts w:asciiTheme="majorBidi" w:hAnsiTheme="majorBidi" w:cstheme="majorBidi"/>
+          <w:b/>
+          <w:bCs/>
+          <w:color w:val="30AC84"/>
+          <w:sz w:val="28"/>
+          <w:szCs w:val="28"/>
+          <w:lang w:bidi="ar-EG"/>
+        </w:rPr>
+      </w:pPr>
+    </w:p>
+    <w:p>
+      <w:pPr>
+        <w:ind w:left="540"/>
+        <w:rPr>
+          <w:rFonts w:asciiTheme="majorBidi" w:hAnsiTheme="majorBidi" w:cstheme="majorBidi"/>
+          <w:b/>
+          <w:bCs/>
+          <w:color w:val="30AC84"/>
+          <w:sz w:val="28"/>
+          <w:szCs w:val="28"/>
+          <w:lang w:bidi="ar-EG"/>
+        </w:rPr>
+      </w:pPr>
+    </w:p>
+    <w:p>
+      <w:pPr>
+        <w:ind w:left="540"/>
+        <w:rPr>
+          <w:rFonts w:asciiTheme="majorBidi" w:hAnsiTheme="majorBidi" w:cstheme="majorBidi"/>
+          <w:b/>
+          <w:bCs/>
+          <w:color w:val="30AC84"/>
+          <w:sz w:val="28"/>
+          <w:szCs w:val="28"/>
+          <w:lang w:bidi="ar-EG"/>
+        </w:rPr>
+      </w:pPr>
+    </w:p>
+    <w:p>
+      <w:pPr>
+        <w:ind w:left="540"/>
+        <w:rPr>
+          <w:rFonts w:asciiTheme="majorBidi" w:hAnsiTheme="majorBidi" w:cstheme="majorBidi"/>
+          <w:b/>
+          <w:bCs/>
+          <w:color w:val="30AC84"/>
+          <w:sz w:val="28"/>
+          <w:szCs w:val="28"/>
+          <w:lang w:bidi="ar-EG"/>
+        </w:rPr>
+      </w:pPr>
+    </w:p>
+    <w:p>
+      <w:pPr>
+        <w:ind w:left="540"/>
+        <w:rPr>
+          <w:rFonts w:asciiTheme="majorBidi" w:hAnsiTheme="majorBidi" w:cstheme="majorBidi"/>
+          <w:b/>
+          <w:bCs/>
+          <w:color w:val="30AC84"/>
+          <w:sz w:val="28"/>
+          <w:szCs w:val="28"/>
+          <w:lang w:bidi="ar-EG"/>
+        </w:rPr>
+      </w:pPr>
+    </w:p>
+    <w:p>
+      <w:pPr>
+        <w:ind w:left="540"/>
+        <w:rPr>
+          <w:rFonts w:asciiTheme="majorBidi" w:hAnsiTheme="majorBidi" w:cstheme="majorBidi"/>
+          <w:b/>
+          <w:bCs/>
+          <w:color w:val="30AC84"/>
+          <w:sz w:val="28"/>
+          <w:szCs w:val="28"/>
+          <w:lang w:bidi="ar-EG"/>
+        </w:rPr>
+      </w:pPr>
+    </w:p>
+    <w:p>
+      <w:pPr>
+        <w:ind w:left="540"/>
+        <w:rPr>
+          <w:rFonts w:asciiTheme="majorBidi" w:hAnsiTheme="majorBidi" w:cstheme="majorBidi"/>
+          <w:b/>
+          <w:bCs/>
+          <w:color w:val="30AC84"/>
+          <w:sz w:val="28"/>
+          <w:szCs w:val="28"/>
+          <w:lang w:bidi="ar-EG"/>
+        </w:rPr>
+      </w:pPr>
+    </w:p>
+    <w:p>
+      <w:pPr>
+        <w:ind w:left="540"/>
+        <w:rPr>
+          <w:rFonts w:asciiTheme="majorBidi" w:hAnsiTheme="majorBidi" w:cstheme="majorBidi"/>
+          <w:b/>
+          <w:bCs/>
+          <w:color w:val="30AC84"/>
+          <w:sz w:val="28"/>
+          <w:szCs w:val="28"/>
+          <w:lang w:bidi="ar-EG"/>
+        </w:rPr>
+      </w:pPr>
+    </w:p>
+    <w:p>
+      <w:pPr>
+        <w:ind w:left="540"/>
+        <w:rPr>
+          <w:rFonts w:asciiTheme="majorBidi" w:hAnsiTheme="majorBidi" w:cstheme="majorBidi"/>
+          <w:b/>
+          <w:bCs/>
+          <w:color w:val="30AC84"/>
+          <w:sz w:val="28"/>
+          <w:szCs w:val="28"/>
+          <w:lang w:bidi="ar-EG"/>
+        </w:rPr>
+      </w:pPr>
+    </w:p>
+    <w:p>
+      <w:pPr>
+        <w:ind w:left="540"/>
+        <w:rPr>
+          <w:rFonts w:asciiTheme="majorBidi" w:hAnsiTheme="majorBidi" w:cstheme="majorBidi"/>
+          <w:b/>
+          <w:bCs/>
+          <w:color w:val="30AC84"/>
+          <w:sz w:val="28"/>
+          <w:szCs w:val="28"/>
+          <w:lang w:bidi="ar-EG"/>
+        </w:rPr>
+      </w:pPr>
+    </w:p>
+    <w:p>
+      <w:pPr>
+        <w:ind w:left="540"/>
+        <w:rPr>
+          <w:rFonts w:asciiTheme="majorBidi" w:hAnsiTheme="majorBidi" w:cstheme="majorBidi"/>
+          <w:b/>
+          <w:bCs/>
+          <w:color w:val="30AC84"/>
+          <w:sz w:val="28"/>
+          <w:szCs w:val="28"/>
+          <w:lang w:bidi="ar-EG"/>
+        </w:rPr>
+      </w:pPr>
+      <w:r>
+        <w:rPr>
+          <w:rFonts w:asciiTheme="majorBidi" w:hAnsiTheme="majorBidi" w:cstheme="majorBidi"/>
+          <w:b/>
+          <w:bCs/>
+          <w:color w:val="30AC84"/>
+          <w:sz w:val="28"/>
+          <w:szCs w:val="28"/>
+          <w:lang w:bidi="ar-EG"/>
+        </w:rPr>
+        <w:lastRenderedPageBreak/>
+        <w:t>Sleep Analysis</w:t>
+      </w:r>
+    </w:p>
+    <w:p>
+      <w:pPr>
+        <w:ind w:left="540"/>
         <w:rPr>
           <w:rFonts w:asciiTheme="majorBidi" w:eastAsia="Times New Roman" w:hAnsiTheme="majorBidi" w:cstheme="majorBidi"/>
           <w:kern w:val="0"/>
           <w14:ligatures w14:val="none"/>
         </w:rPr>
-        <w:t>Examines</w:t>
-      </w:r>
-      <w:proofErr w:type="gramEnd"/>
+      </w:pPr>
       <w:r>
         <w:rPr>
           <w:rFonts w:asciiTheme="majorBidi" w:eastAsia="Times New Roman" w:hAnsiTheme="majorBidi" w:cstheme="majorBidi"/>
           <w:kern w:val="0"/>
           <w14:ligatures w14:val="none"/>
         </w:rPr>
-        <w:t xml:space="preserve"> sleep patterns and their link to stress, focus, and productivity. Shows sleep hours distribution by region and how stress decreases as sleep increases. Compares physical activity and focus scores across sleep duration groups.</w:t>
+        <w:t>Examines sleep patterns and their link to stress, focus, and productivity. Shows sleep hours distribution by region and how stress decreases as sleep increases. Compares physical activity and focus scores across sleep duration groups.</w:t>
       </w:r>
     </w:p>
     <w:p>
@@ -11144,21 +11083,21 @@
           <w:lang w:bidi="ar-EG"/>
         </w:rPr>
         <w:drawing>
-          <wp:anchor distT="0" distB="0" distL="114300" distR="114300" simplePos="0" relativeHeight="251672576" behindDoc="1" locked="0" layoutInCell="1" allowOverlap="1" wp14:anchorId="7CE3ABB2" wp14:editId="454ECEF8">
+          <wp:anchor distT="0" distB="0" distL="114300" distR="114300" simplePos="0" relativeHeight="251672576" behindDoc="1" locked="0" layoutInCell="1" allowOverlap="1" wp14:anchorId="7CE3ABB2" wp14:editId="3907E2B4">
             <wp:simplePos x="0" y="0"/>
             <wp:positionH relativeFrom="margin">
-              <wp:align>center</wp:align>
+              <wp:posOffset>560705</wp:posOffset>
             </wp:positionH>
             <wp:positionV relativeFrom="paragraph">
-              <wp:posOffset>-1151</wp:posOffset>
+              <wp:posOffset>5715</wp:posOffset>
             </wp:positionV>
-            <wp:extent cx="4817942" cy="2910840"/>
+            <wp:extent cx="4817745" cy="2891790"/>
             <wp:effectExtent l="0" t="0" r="1905" b="3810"/>
             <wp:wrapTight wrapText="bothSides">
               <wp:wrapPolygon edited="0">
                 <wp:start x="0" y="0"/>
-                <wp:lineTo x="0" y="21487"/>
-                <wp:lineTo x="21523" y="21487"/>
+                <wp:lineTo x="0" y="21486"/>
+                <wp:lineTo x="21523" y="21486"/>
                 <wp:lineTo x="21523" y="0"/>
                 <wp:lineTo x="0" y="0"/>
               </wp:wrapPolygon>
@@ -11171,11 +11110,11 @@
               <a:graphicData uri="http://schemas.openxmlformats.org/drawingml/2006/picture">
                 <pic:pic xmlns:pic="http://schemas.openxmlformats.org/drawingml/2006/picture">
                   <pic:nvPicPr>
-                    <pic:cNvPr id="1637152726" name="Picture 1637152726"/>
+                    <pic:cNvPr id="1305289302" name="Picture 1"/>
                     <pic:cNvPicPr/>
                   </pic:nvPicPr>
                   <pic:blipFill>
-                    <a:blip r:embed="rId31">
+                    <a:blip r:embed="rId31" cstate="print">
                       <a:extLst>
                         <a:ext uri="{28A0092B-C50C-407E-A947-70E740481C1C}">
                           <a14:useLocalDpi xmlns:a14="http://schemas.microsoft.com/office/drawing/2010/main" val="0"/>
@@ -11189,7 +11128,7 @@
                   <pic:spPr>
                     <a:xfrm>
                       <a:off x="0" y="0"/>
-                      <a:ext cx="4817942" cy="2910840"/>
+                      <a:ext cx="4817745" cy="2891790"/>
                     </a:xfrm>
                     <a:prstGeom prst="rect">
                       <a:avLst/>
@@ -11198,6 +11137,9 @@
                 </pic:pic>
               </a:graphicData>
             </a:graphic>
+            <wp14:sizeRelV relativeFrom="margin">
+              <wp14:pctHeight>0</wp14:pctHeight>
+            </wp14:sizeRelV>
           </wp:anchor>
         </w:drawing>
       </w:r>
@@ -11271,21 +11213,21 @@
           <w:lang w:bidi="ar-EG"/>
         </w:rPr>
         <w:drawing>
-          <wp:anchor distT="0" distB="0" distL="114300" distR="114300" simplePos="0" relativeHeight="251673600" behindDoc="1" locked="0" layoutInCell="1" allowOverlap="1" wp14:anchorId="1203994C" wp14:editId="2AC53096">
+          <wp:anchor distT="0" distB="0" distL="114300" distR="114300" simplePos="0" relativeHeight="251673600" behindDoc="1" locked="0" layoutInCell="1" allowOverlap="1" wp14:anchorId="1203994C" wp14:editId="4F603617">
             <wp:simplePos x="0" y="0"/>
             <wp:positionH relativeFrom="margin">
-              <wp:align>center</wp:align>
+              <wp:posOffset>560705</wp:posOffset>
             </wp:positionH>
             <wp:positionV relativeFrom="paragraph">
-              <wp:posOffset>109220</wp:posOffset>
+              <wp:posOffset>126365</wp:posOffset>
             </wp:positionV>
-            <wp:extent cx="4826759" cy="2933700"/>
+            <wp:extent cx="4826635" cy="2899410"/>
             <wp:effectExtent l="0" t="0" r="0" b="0"/>
             <wp:wrapTight wrapText="bothSides">
               <wp:wrapPolygon edited="0">
                 <wp:start x="0" y="0"/>
-                <wp:lineTo x="0" y="21460"/>
-                <wp:lineTo x="21483" y="21460"/>
+                <wp:lineTo x="0" y="21430"/>
+                <wp:lineTo x="21483" y="21430"/>
                 <wp:lineTo x="21483" y="0"/>
                 <wp:lineTo x="0" y="0"/>
               </wp:wrapPolygon>
@@ -11298,11 +11240,11 @@
               <a:graphicData uri="http://schemas.openxmlformats.org/drawingml/2006/picture">
                 <pic:pic xmlns:pic="http://schemas.openxmlformats.org/drawingml/2006/picture">
                   <pic:nvPicPr>
-                    <pic:cNvPr id="622613674" name="Picture 622613674"/>
+                    <pic:cNvPr id="1989542465" name="Picture 2"/>
                     <pic:cNvPicPr/>
                   </pic:nvPicPr>
                   <pic:blipFill>
-                    <a:blip r:embed="rId32">
+                    <a:blip r:embed="rId32" cstate="print">
                       <a:extLst>
                         <a:ext uri="{28A0092B-C50C-407E-A947-70E740481C1C}">
                           <a14:useLocalDpi xmlns:a14="http://schemas.microsoft.com/office/drawing/2010/main" val="0"/>
@@ -11316,7 +11258,7 @@
                   <pic:spPr>
                     <a:xfrm>
                       <a:off x="0" y="0"/>
-                      <a:ext cx="4826759" cy="2933700"/>
+                      <a:ext cx="4826635" cy="2899410"/>
                     </a:xfrm>
                     <a:prstGeom prst="rect">
                       <a:avLst/>
@@ -11325,6 +11267,9 @@
                 </pic:pic>
               </a:graphicData>
             </a:graphic>
+            <wp14:sizeRelV relativeFrom="margin">
+              <wp14:pctHeight>0</wp14:pctHeight>
+            </wp14:sizeRelV>
           </wp:anchor>
         </w:drawing>
       </w:r>
@@ -11377,7 +11322,7 @@
           <w:lang w:bidi="ar-EG"/>
         </w:rPr>
         <w:drawing>
-          <wp:anchor distT="0" distB="0" distL="114300" distR="114300" simplePos="0" relativeHeight="251674624" behindDoc="1" locked="0" layoutInCell="1" allowOverlap="1" wp14:anchorId="7AA0B28C" wp14:editId="7F7F894A">
+          <wp:anchor distT="0" distB="0" distL="114300" distR="114300" simplePos="0" relativeHeight="251674624" behindDoc="1" locked="0" layoutInCell="1" allowOverlap="1" wp14:anchorId="7AA0B28C" wp14:editId="1B2401A7">
             <wp:simplePos x="0" y="0"/>
             <wp:positionH relativeFrom="margin">
               <wp:align>center</wp:align>
@@ -11404,12 +11349,12 @@
               <a:graphicData uri="http://schemas.openxmlformats.org/drawingml/2006/picture">
                 <pic:pic xmlns:pic="http://schemas.openxmlformats.org/drawingml/2006/picture">
                   <pic:nvPicPr>
-                    <pic:cNvPr id="0" name="Picture 21"/>
+                    <pic:cNvPr id="619359632" name="Picture 21"/>
                     <pic:cNvPicPr>
                       <a:picLocks noChangeAspect="1" noChangeArrowheads="1"/>
                     </pic:cNvPicPr>
                   </pic:nvPicPr>
-                  <pic:blipFill rotWithShape="1">
+                  <pic:blipFill>
                     <a:blip r:embed="rId33" cstate="print">
                       <a:extLst>
                         <a:ext uri="{28A0092B-C50C-407E-A947-70E740481C1C}">
@@ -11417,7 +11362,7 @@
                         </a:ext>
                       </a:extLst>
                     </a:blip>
-                    <a:srcRect l="2974" r="4348"/>
+                    <a:srcRect t="678" b="678"/>
                     <a:stretch>
                       <a:fillRect/>
                     </a:stretch>
@@ -11656,7 +11601,7 @@
           <w:lang w:bidi="ar-EG"/>
         </w:rPr>
         <w:drawing>
-          <wp:anchor distT="0" distB="0" distL="114300" distR="114300" simplePos="0" relativeHeight="251675648" behindDoc="1" locked="0" layoutInCell="1" allowOverlap="1" wp14:anchorId="3BB5032F" wp14:editId="36768BE3">
+          <wp:anchor distT="0" distB="0" distL="114300" distR="114300" simplePos="0" relativeHeight="251675648" behindDoc="1" locked="0" layoutInCell="1" allowOverlap="1" wp14:anchorId="3BB5032F" wp14:editId="60FB1365">
             <wp:simplePos x="0" y="0"/>
             <wp:positionH relativeFrom="margin">
               <wp:align>center</wp:align>
@@ -11683,12 +11628,12 @@
               <a:graphicData uri="http://schemas.openxmlformats.org/drawingml/2006/picture">
                 <pic:pic xmlns:pic="http://schemas.openxmlformats.org/drawingml/2006/picture">
                   <pic:nvPicPr>
-                    <pic:cNvPr id="0" name="Picture 22"/>
+                    <pic:cNvPr id="1501630849" name="Picture 22"/>
                     <pic:cNvPicPr>
                       <a:picLocks noChangeAspect="1" noChangeArrowheads="1"/>
                     </pic:cNvPicPr>
                   </pic:nvPicPr>
-                  <pic:blipFill rotWithShape="1">
+                  <pic:blipFill>
                     <a:blip r:embed="rId34" cstate="print">
                       <a:extLst>
                         <a:ext uri="{28A0092B-C50C-407E-A947-70E740481C1C}">
@@ -11696,7 +11641,7 @@
                         </a:ext>
                       </a:extLst>
                     </a:blip>
-                    <a:srcRect l="3897" r="3211"/>
+                    <a:srcRect l="510" r="510"/>
                     <a:stretch>
                       <a:fillRect/>
                     </a:stretch>
@@ -11906,10 +11851,10 @@
           <w:lang w:bidi="ar-EG"/>
         </w:rPr>
         <w:drawing>
-          <wp:anchor distT="0" distB="0" distL="114300" distR="114300" simplePos="0" relativeHeight="251676672" behindDoc="1" locked="0" layoutInCell="1" allowOverlap="1" wp14:anchorId="2433E43B" wp14:editId="154295B9">
+          <wp:anchor distT="0" distB="0" distL="114300" distR="114300" simplePos="0" relativeHeight="251676672" behindDoc="1" locked="0" layoutInCell="1" allowOverlap="1" wp14:anchorId="2433E43B" wp14:editId="22E61590">
             <wp:simplePos x="0" y="0"/>
             <wp:positionH relativeFrom="margin">
-              <wp:posOffset>552450</wp:posOffset>
+              <wp:posOffset>553720</wp:posOffset>
             </wp:positionH>
             <wp:positionV relativeFrom="paragraph">
               <wp:posOffset>575945</wp:posOffset>
@@ -11933,20 +11878,20 @@
               <a:graphicData uri="http://schemas.openxmlformats.org/drawingml/2006/picture">
                 <pic:pic xmlns:pic="http://schemas.openxmlformats.org/drawingml/2006/picture">
                   <pic:nvPicPr>
-                    <pic:cNvPr id="0" name="Picture 23"/>
+                    <pic:cNvPr id="488854770" name="Picture 23"/>
                     <pic:cNvPicPr>
                       <a:picLocks noChangeAspect="1" noChangeArrowheads="1"/>
                     </pic:cNvPicPr>
                   </pic:nvPicPr>
-                  <pic:blipFill rotWithShape="1">
-                    <a:blip r:embed="rId35" cstate="print">
+                  <pic:blipFill>
+                    <a:blip r:embed="rId35">
                       <a:extLst>
                         <a:ext uri="{28A0092B-C50C-407E-A947-70E740481C1C}">
                           <a14:useLocalDpi xmlns:a14="http://schemas.microsoft.com/office/drawing/2010/main" val="0"/>
                         </a:ext>
                       </a:extLst>
                     </a:blip>
-                    <a:srcRect l="2930"/>
+                    <a:srcRect t="292" b="292"/>
                     <a:stretch>
                       <a:fillRect/>
                     </a:stretch>
@@ -12078,22 +12023,22 @@
           <w:lang w:bidi="ar-EG"/>
         </w:rPr>
         <w:drawing>
-          <wp:anchor distT="0" distB="0" distL="114300" distR="114300" simplePos="0" relativeHeight="251677696" behindDoc="1" locked="0" layoutInCell="1" allowOverlap="1" wp14:anchorId="0034386B" wp14:editId="22C6288E">
+          <wp:anchor distT="0" distB="0" distL="114300" distR="114300" simplePos="0" relativeHeight="251677696" behindDoc="1" locked="0" layoutInCell="1" allowOverlap="1" wp14:anchorId="0034386B" wp14:editId="26526CF3">
             <wp:simplePos x="0" y="0"/>
             <wp:positionH relativeFrom="margin">
-              <wp:align>center</wp:align>
+              <wp:posOffset>528320</wp:posOffset>
             </wp:positionH>
             <wp:positionV relativeFrom="paragraph">
-              <wp:posOffset>72934</wp:posOffset>
+              <wp:posOffset>121920</wp:posOffset>
             </wp:positionV>
-            <wp:extent cx="5147450" cy="3069772"/>
-            <wp:effectExtent l="0" t="0" r="0" b="0"/>
+            <wp:extent cx="4957445" cy="3021330"/>
+            <wp:effectExtent l="0" t="0" r="0" b="7620"/>
             <wp:wrapTight wrapText="bothSides">
               <wp:wrapPolygon edited="0">
                 <wp:start x="0" y="0"/>
-                <wp:lineTo x="0" y="21448"/>
-                <wp:lineTo x="21504" y="21448"/>
-                <wp:lineTo x="21504" y="0"/>
+                <wp:lineTo x="0" y="21518"/>
+                <wp:lineTo x="21498" y="21518"/>
+                <wp:lineTo x="21498" y="0"/>
                 <wp:lineTo x="0" y="0"/>
               </wp:wrapPolygon>
             </wp:wrapTight>
@@ -12105,7 +12050,7 @@
               <a:graphicData uri="http://schemas.openxmlformats.org/drawingml/2006/picture">
                 <pic:pic xmlns:pic="http://schemas.openxmlformats.org/drawingml/2006/picture">
                   <pic:nvPicPr>
-                    <pic:cNvPr id="2142494795" name="Picture 2142494795"/>
+                    <pic:cNvPr id="1274606390" name="Picture 24"/>
                     <pic:cNvPicPr/>
                   </pic:nvPicPr>
                   <pic:blipFill>
@@ -12116,25 +12061,153 @@
                         </a:ext>
                       </a:extLst>
                     </a:blip>
+                    <a:srcRect l="776" r="776"/>
                     <a:stretch>
                       <a:fillRect/>
                     </a:stretch>
                   </pic:blipFill>
-                  <pic:spPr>
+                  <pic:spPr bwMode="auto">
                     <a:xfrm>
                       <a:off x="0" y="0"/>
-                      <a:ext cx="5147450" cy="3069772"/>
+                      <a:ext cx="4957445" cy="3021330"/>
                     </a:xfrm>
                     <a:prstGeom prst="rect">
                       <a:avLst/>
                     </a:prstGeom>
+                    <a:ln>
+                      <a:noFill/>
+                    </a:ln>
+                    <a:extLst>
+                      <a:ext uri="{53640926-AAD7-44D8-BBD7-CCE9431645EC}">
+                        <a14:shadowObscured xmlns:a14="http://schemas.microsoft.com/office/drawing/2010/main"/>
+                      </a:ext>
+                    </a:extLst>
                   </pic:spPr>
                 </pic:pic>
               </a:graphicData>
             </a:graphic>
+            <wp14:sizeRelH relativeFrom="margin">
+              <wp14:pctWidth>0</wp14:pctWidth>
+            </wp14:sizeRelH>
+            <wp14:sizeRelV relativeFrom="margin">
+              <wp14:pctHeight>0</wp14:pctHeight>
+            </wp14:sizeRelV>
           </wp:anchor>
         </w:drawing>
       </w:r>
+    </w:p>
+    <w:p>
+      <w:pPr>
+        <w:ind w:left="540"/>
+        <w:rPr>
+          <w:rFonts w:asciiTheme="majorBidi" w:hAnsiTheme="majorBidi" w:cstheme="majorBidi" w:hint="cs"/>
+          <w:b/>
+          <w:bCs/>
+          <w:color w:val="30AC84"/>
+          <w:sz w:val="28"/>
+          <w:szCs w:val="28"/>
+          <w:rtl/>
+          <w:lang w:bidi="ar-EG"/>
+        </w:rPr>
+      </w:pPr>
+    </w:p>
+    <w:p>
+      <w:pPr>
+        <w:ind w:left="540"/>
+        <w:rPr>
+          <w:rFonts w:asciiTheme="majorBidi" w:hAnsiTheme="majorBidi" w:cstheme="majorBidi"/>
+          <w:b/>
+          <w:bCs/>
+          <w:color w:val="30AC84"/>
+          <w:sz w:val="28"/>
+          <w:szCs w:val="28"/>
+          <w:lang w:bidi="ar-EG"/>
+        </w:rPr>
+      </w:pPr>
+    </w:p>
+    <w:p>
+      <w:pPr>
+        <w:ind w:left="540"/>
+        <w:rPr>
+          <w:rFonts w:asciiTheme="majorBidi" w:hAnsiTheme="majorBidi" w:cstheme="majorBidi"/>
+          <w:b/>
+          <w:bCs/>
+          <w:color w:val="30AC84"/>
+          <w:sz w:val="28"/>
+          <w:szCs w:val="28"/>
+          <w:lang w:bidi="ar-EG"/>
+        </w:rPr>
+      </w:pPr>
+    </w:p>
+    <w:p>
+      <w:pPr>
+        <w:ind w:left="540"/>
+        <w:rPr>
+          <w:rFonts w:asciiTheme="majorBidi" w:hAnsiTheme="majorBidi" w:cstheme="majorBidi"/>
+          <w:b/>
+          <w:bCs/>
+          <w:color w:val="30AC84"/>
+          <w:sz w:val="28"/>
+          <w:szCs w:val="28"/>
+          <w:lang w:bidi="ar-EG"/>
+        </w:rPr>
+      </w:pPr>
+    </w:p>
+    <w:p>
+      <w:pPr>
+        <w:ind w:left="540"/>
+        <w:rPr>
+          <w:rFonts w:asciiTheme="majorBidi" w:hAnsiTheme="majorBidi" w:cstheme="majorBidi"/>
+          <w:b/>
+          <w:bCs/>
+          <w:color w:val="30AC84"/>
+          <w:sz w:val="28"/>
+          <w:szCs w:val="28"/>
+          <w:lang w:bidi="ar-EG"/>
+        </w:rPr>
+      </w:pPr>
+    </w:p>
+    <w:p>
+      <w:pPr>
+        <w:ind w:left="540"/>
+        <w:rPr>
+          <w:rFonts w:asciiTheme="majorBidi" w:hAnsiTheme="majorBidi" w:cstheme="majorBidi"/>
+          <w:b/>
+          <w:bCs/>
+          <w:color w:val="30AC84"/>
+          <w:sz w:val="28"/>
+          <w:szCs w:val="28"/>
+          <w:lang w:bidi="ar-EG"/>
+        </w:rPr>
+      </w:pPr>
+    </w:p>
+    <w:p>
+      <w:pPr>
+        <w:ind w:left="540"/>
+        <w:rPr>
+          <w:rFonts w:asciiTheme="majorBidi" w:hAnsiTheme="majorBidi" w:cstheme="majorBidi"/>
+          <w:b/>
+          <w:bCs/>
+          <w:color w:val="30AC84"/>
+          <w:sz w:val="28"/>
+          <w:szCs w:val="28"/>
+          <w:lang w:bidi="ar-EG"/>
+        </w:rPr>
+      </w:pPr>
+    </w:p>
+    <w:p>
+      <w:pPr>
+        <w:ind w:left="540"/>
+        <w:rPr>
+          <w:rFonts w:asciiTheme="majorBidi" w:hAnsiTheme="majorBidi" w:cstheme="majorBidi"/>
+          <w:b/>
+          <w:bCs/>
+          <w:color w:val="30AC84"/>
+          <w:sz w:val="28"/>
+          <w:szCs w:val="28"/>
+          <w:lang w:bidi="ar-EG"/>
+        </w:rPr>
+      </w:pPr>
     </w:p>
     <w:p>
       <w:pPr>
@@ -12209,7 +12282,7 @@
           <w:lang w:bidi="ar-EG"/>
         </w:rPr>
         <w:drawing>
-          <wp:anchor distT="0" distB="0" distL="114300" distR="114300" simplePos="0" relativeHeight="251678720" behindDoc="1" locked="0" layoutInCell="1" allowOverlap="1" wp14:anchorId="37DE5F97" wp14:editId="194C0AAF">
+          <wp:anchor distT="0" distB="0" distL="114300" distR="114300" simplePos="0" relativeHeight="251678720" behindDoc="1" locked="0" layoutInCell="1" allowOverlap="1" wp14:anchorId="37DE5F97" wp14:editId="5C4C8AAD">
             <wp:simplePos x="0" y="0"/>
             <wp:positionH relativeFrom="margin">
               <wp:align>center</wp:align>
@@ -12236,12 +12309,12 @@
               <a:graphicData uri="http://schemas.openxmlformats.org/drawingml/2006/picture">
                 <pic:pic xmlns:pic="http://schemas.openxmlformats.org/drawingml/2006/picture">
                   <pic:nvPicPr>
-                    <pic:cNvPr id="0" name="Picture 24"/>
+                    <pic:cNvPr id="1191905310" name="Picture 25"/>
                     <pic:cNvPicPr>
                       <a:picLocks noChangeAspect="1" noChangeArrowheads="1"/>
                     </pic:cNvPicPr>
                   </pic:nvPicPr>
-                  <pic:blipFill rotWithShape="1">
+                  <pic:blipFill>
                     <a:blip r:embed="rId37" cstate="print">
                       <a:extLst>
                         <a:ext uri="{28A0092B-C50C-407E-A947-70E740481C1C}">
@@ -12249,7 +12322,7 @@
                         </a:ext>
                       </a:extLst>
                     </a:blip>
-                    <a:srcRect l="4167" r="4326"/>
+                    <a:srcRect t="205" b="205"/>
                     <a:stretch>
                       <a:fillRect/>
                     </a:stretch>
@@ -12723,23 +12796,7 @@
           <w:rFonts w:asciiTheme="majorBidi" w:hAnsiTheme="majorBidi" w:cstheme="majorBidi"/>
           <w:lang w:bidi="ar-EG"/>
         </w:rPr>
-        <w:t xml:space="preserve">The machine learning pipeline operates on the Gold Layer of the Medallion Architecture, after the data has already been cleaned and standardized in the </w:t>
-      </w:r>
-      <w:proofErr w:type="gramStart"/>
-      <w:r>
-        <w:rPr>
-          <w:rFonts w:asciiTheme="majorBidi" w:hAnsiTheme="majorBidi" w:cstheme="majorBidi"/>
-          <w:lang w:bidi="ar-EG"/>
-        </w:rPr>
-        <w:t>Bronze and Silver</w:t>
-      </w:r>
-      <w:proofErr w:type="gramEnd"/>
-      <w:r>
-        <w:rPr>
-          <w:rFonts w:asciiTheme="majorBidi" w:hAnsiTheme="majorBidi" w:cstheme="majorBidi"/>
-          <w:lang w:bidi="ar-EG"/>
-        </w:rPr>
-        <w:t xml:space="preserve"> layers.</w:t>
+        <w:t>The machine learning pipeline operates on the Gold Layer of the Medallion Architecture, after the data has already been cleaned and standardized in the Bronze and Silver layers.</w:t>
       </w:r>
     </w:p>
     <w:p>
